--- a/Ss02.docx
+++ b/Ss02.docx
@@ -259,7 +259,7 @@
               </w:rPr>
             </w:pPr>
             <w:r>
-              <w:t>Biến khai báo dùng chung cho nhiều request nên nhiều người truy cập cùng lúc có thể bị sai dữ liệu.</w:t>
+              <w:t>Biến dùng chung cho mọi request, nhiều người truy cập cùng lúc dễ sai số đếm.</w:t>
             </w:r>
           </w:p>
         </w:tc>
@@ -294,7 +294,7 @@
               </w:rPr>
             </w:pPr>
             <w:r>
-              <w:t>&lt;!-- comment --&gt;</w:t>
+              <w:t>&lt;!-- Tiêu đề trang báo cáo --&gt;</w:t>
             </w:r>
           </w:p>
         </w:tc>
@@ -359,7 +359,7 @@
               </w:rPr>
             </w:pPr>
             <w:r>
-              <w:t>&lt;%= student.getName(); %&gt;</w:t>
+              <w:t>&lt;%= sv.getScore()%&gt;;</w:t>
             </w:r>
           </w:p>
         </w:tc>
@@ -374,7 +374,7 @@
               </w:rPr>
             </w:pPr>
             <w:r>
-              <w:t>Sai cú pháp Expression</w:t>
+              <w:t>Sai cú pháp</w:t>
             </w:r>
           </w:p>
         </w:tc>
@@ -389,7 +389,7 @@
               </w:rPr>
             </w:pPr>
             <w:r>
-              <w:t>Có dấu ; trong expression dễ gây lỗi biên dịch JSP hoặc code khó đọc.</w:t>
+              <w:t>Dư dấu ; làm hiển thị sai dữ liệu (92;).</w:t>
             </w:r>
           </w:p>
         </w:tc>
@@ -424,7 +424,7 @@
               </w:rPr>
             </w:pPr>
             <w:r>
-              <w:t>&lt;% for(...) { %&gt;</w:t>
+              <w:t>for + if else trong JSP</w:t>
             </w:r>
           </w:p>
         </w:tc>
@@ -454,7 +454,7 @@
               </w:rPr>
             </w:pPr>
             <w:r>
-              <w:t>Đưa vòng lặp Java vào JSP làm trang khó bảo trì, vi phạm nguyên tắc Thin View.</w:t>
+              <w:t>Vi phạm Thin View, JSP chứa quá nhiều Java logic, khó bảo trì.</w:t>
             </w:r>
           </w:p>
         </w:tc>
@@ -482,15 +482,88 @@
           <w:tcPr>
             <w:tcW w:w="3883" w:type="dxa"/>
           </w:tcPr>
-          <w:p>
-            <w:pPr>
-              <w:rPr>
-                <w:lang w:val="en-US"/>
-              </w:rPr>
-            </w:pPr>
-            <w:r>
-              <w:t>&lt;%= request.getParameter("name") %&gt;</w:t>
-            </w:r>
+          <w:tbl>
+            <w:tblPr>
+              <w:tblW w:w="0" w:type="auto"/>
+              <w:tblCellSpacing w:w="15" w:type="dxa"/>
+              <w:tblCellMar>
+                <w:top w:w="15" w:type="dxa"/>
+                <w:left w:w="15" w:type="dxa"/>
+                <w:bottom w:w="15" w:type="dxa"/>
+                <w:right w:w="15" w:type="dxa"/>
+              </w:tblCellMar>
+              <w:tblLook w:val="04A0" w:firstRow="1" w:lastRow="0" w:firstColumn="1" w:lastColumn="0" w:noHBand="0" w:noVBand="1"/>
+            </w:tblPr>
+            <w:tblGrid>
+              <w:gridCol w:w="2648"/>
+            </w:tblGrid>
+            <w:tr>
+              <w:trPr>
+                <w:tblCellSpacing w:w="15" w:type="dxa"/>
+              </w:trPr>
+              <w:tc>
+                <w:tcPr>
+                  <w:tcW w:w="0" w:type="auto"/>
+                  <w:vAlign w:val="center"/>
+                  <w:hideMark/>
+                </w:tcPr>
+                <w:p>
+                  <w:pPr>
+                    <w:spacing w:after="0" w:line="240" w:lineRule="auto"/>
+                  </w:pPr>
+                  <w:r>
+                    <w:t>&lt;%= sv.getFullName() %&gt;</w:t>
+                  </w:r>
+                </w:p>
+              </w:tc>
+            </w:tr>
+          </w:tbl>
+          <w:p>
+            <w:pPr>
+              <w:rPr>
+                <w:vanish/>
+              </w:rPr>
+            </w:pPr>
+          </w:p>
+          <w:tbl>
+            <w:tblPr>
+              <w:tblW w:w="0" w:type="auto"/>
+              <w:tblCellSpacing w:w="15" w:type="dxa"/>
+              <w:tblCellMar>
+                <w:top w:w="15" w:type="dxa"/>
+                <w:left w:w="15" w:type="dxa"/>
+                <w:bottom w:w="15" w:type="dxa"/>
+                <w:right w:w="15" w:type="dxa"/>
+              </w:tblCellMar>
+              <w:tblLook w:val="04A0" w:firstRow="1" w:lastRow="0" w:firstColumn="1" w:lastColumn="0" w:noHBand="0" w:noVBand="1"/>
+            </w:tblPr>
+            <w:tblGrid>
+              <w:gridCol w:w="96"/>
+            </w:tblGrid>
+            <w:tr>
+              <w:trPr>
+                <w:tblCellSpacing w:w="15" w:type="dxa"/>
+              </w:trPr>
+              <w:tc>
+                <w:tcPr>
+                  <w:tcW w:w="0" w:type="auto"/>
+                  <w:vAlign w:val="center"/>
+                  <w:hideMark/>
+                </w:tcPr>
+                <w:p>
+                  <w:pPr>
+                    <w:spacing w:after="0" w:line="240" w:lineRule="auto"/>
+                  </w:pPr>
+                </w:p>
+              </w:tc>
+            </w:tr>
+          </w:tbl>
+          <w:p>
+            <w:pPr>
+              <w:rPr>
+                <w:lang w:val="en-US"/>
+              </w:rPr>
+            </w:pPr>
           </w:p>
         </w:tc>
         <w:tc>
